--- a/report/report.docx
+++ b/report/report.docx
@@ -451,24 +451,12 @@
         <w:spacing w:after="160"/>
       </w:pPr>
       <w:r>
-        <w:rPr>
-          <w:rFonts w:ascii="Calibri" w:hAnsi="Calibri"/>
-          <w:i w:val="0"/>
-          <w:color w:val="667085"/>
-          <w:sz w:val="21"/>
-        </w:rPr>
-        <w:t>A comparison-first product for investors who need transparent trade-offs, not another unexplained score.</w:t>
+        <w:t>MarketLens is intended for investors who want to compare risk and return in a clear and understandable way.</w:t>
       </w:r>
     </w:p>
     <w:p>
       <w:r>
-        <w:rPr>
-          <w:rFonts w:ascii="Calibri" w:hAnsi="Calibri"/>
-          <w:i w:val="0"/>
-          <w:color w:val="24303F"/>
-          <w:sz w:val="22"/>
-        </w:rPr>
-        <w:t>MarketLens converts the cleaned Project A price and news panels into three investable research families—equity, crypto, and combined—then applies four portfolio rules to each. Every displayed return is generated by weights estimated on earlier data only. The app lets a user compare all twelve funds, open a complete fact sheet, inspect news tone, and test an illustrative allocation with a fee.</w:t>
+        <w:t>MarketLens uses the cleaned Project A price and news data to construct equity, crypto, and combined research portfolios. Four portfolio rules are applied to each universe. All reported returns use weights estimated from information available before the relevant investment period. In the app, users can compare the twelve funds, review an individual fact sheet, examine news sentiment, and test an illustrative allocation after fees.</w:t>
       </w:r>
     </w:p>
     <w:tbl>
@@ -683,62 +671,17 @@
     </w:p>
     <w:p>
       <w:r>
-        <w:rPr>
-          <w:rFonts w:ascii="Calibri" w:hAnsi="Calibri"/>
-          <w:b/>
-          <w:color w:val="24303F"/>
-          <w:sz w:val="22"/>
-        </w:rPr>
-        <w:t>Equity Equal-Weight</w:t>
-      </w:r>
-      <w:r>
-        <w:rPr>
-          <w:rFonts w:ascii="Calibri" w:hAnsi="Calibri"/>
-          <w:i w:val="0"/>
-          <w:color w:val="24303F"/>
-          <w:sz w:val="22"/>
-        </w:rPr>
-        <w:t xml:space="preserve"> is the strongest equity benchmark by net Sharpe (0.82) and earns 12.6% annualised with 16.1% volatility. That is a useful restraint on estimated-return optimisation: Maximum-Sharpe turns over much more and does not beat it.</w:t>
+        <w:t>Among the equity funds, Equal-Weight has the highest net Sharpe ratio (0.82), with a 12.6% annualised return and 16.1% volatility. This also provides a useful check on estimated-return optimisation: Maximum-Sharpe trades more frequently but does not outperform the simpler rule.</w:t>
       </w:r>
     </w:p>
     <w:p>
       <w:r>
-        <w:rPr>
-          <w:rFonts w:ascii="Calibri" w:hAnsi="Calibri"/>
-          <w:b/>
-          <w:color w:val="24303F"/>
-          <w:sz w:val="22"/>
-        </w:rPr>
-        <w:t>Crypto Minimum-Variance</w:t>
-      </w:r>
-      <w:r>
-        <w:rPr>
-          <w:rFonts w:ascii="Calibri" w:hAnsi="Calibri"/>
-          <w:i w:val="0"/>
-          <w:color w:val="24303F"/>
-          <w:sz w:val="22"/>
-        </w:rPr>
-        <w:t xml:space="preserve"> has the sample's highest annualised return and Sharpe, but its 74.3% volatility and −72.2% drawdown make it a speculative satellite, not a default recommendation.</w:t>
+        <w:t>Crypto Minimum-Variance records the highest annualised return and Sharpe ratio in this sample. However, its 74.3% volatility and -72.2% maximum drawdown indicate that it is better viewed as a high-risk satellite allocation than as a general default.</w:t>
       </w:r>
     </w:p>
     <w:p>
       <w:r>
-        <w:rPr>
-          <w:rFonts w:ascii="Calibri" w:hAnsi="Calibri"/>
-          <w:b/>
-          <w:color w:val="24303F"/>
-          <w:sz w:val="22"/>
-        </w:rPr>
-        <w:t>Combined Risk Parity</w:t>
-      </w:r>
-      <w:r>
-        <w:rPr>
-          <w:rFonts w:ascii="Calibri" w:hAnsi="Calibri"/>
-          <w:i w:val="0"/>
-          <w:color w:val="24303F"/>
-          <w:sz w:val="22"/>
-        </w:rPr>
-        <w:t xml:space="preserve"> is the steadier mixed-asset compromise: 12.7% annualised, 17.4% volatility, 0.77 Sharpe, and −22.4% maximum drawdown. Combined Equal-Weight earns more but with larger risk and drawdown.</w:t>
+        <w:t>Combined Risk Parity has a more moderate mixed-asset profile: a 12.7% annualised return, 17.4% volatility, a 0.77 Sharpe ratio, and a -22.4% maximum drawdown. Combined Equal-Weight earns more, but at the cost of higher volatility and a larger drawdown.</w:t>
       </w:r>
     </w:p>
     <w:tbl>
@@ -844,13 +787,7 @@
         <w:spacing w:after="160"/>
       </w:pPr>
       <w:r>
-        <w:rPr>
-          <w:rFonts w:ascii="Calibri" w:hAnsi="Calibri"/>
-          <w:i w:val="0"/>
-          <w:color w:val="667085"/>
-          <w:sz w:val="21"/>
-        </w:rPr>
-        <w:t>The design follows Week 10: expanding estimates, monthly walk-forward decisions, and asset-specific calendars.</w:t>
+        <w:t>Following the Week 10 framework, the backtest uses expanding estimates, monthly walk-forward decisions, and the appropriate calendar for each asset class.</w:t>
       </w:r>
     </w:p>
     <w:p>
@@ -863,13 +800,7 @@
     </w:p>
     <w:p>
       <w:r>
-        <w:rPr>
-          <w:rFonts w:ascii="Calibri" w:hAnsi="Calibri"/>
-          <w:i w:val="0"/>
-          <w:color w:val="24303F"/>
-          <w:sz w:val="22"/>
-        </w:rPr>
-        <w:t>The initial window is calendar year 2020. On the first observed date of each month from 2021 onward, each method estimates weights using only rows strictly earlier than that date. Returns then realise until the next decision while holdings drift. Initial formation turnover is 100%; later turnover is half the L1 distance from drifted pre-trade holdings to the new target. One-way costs equal turnover multiplied by the cost rate.</w:t>
+        <w:t>Calendar year 2020 forms the initial estimation window. From 2021, each portfolio is rebalanced on the first observed date of the month. At every decision date, weights are estimated only from earlier observations and are then held until the next rebalance, with holdings allowed to drift between decisions. Initial turnover is set to 100%. Thereafter, turnover is half the L1 distance between drifted pre-trade holdings and the new target weights. One-way trading costs equal turnover multiplied by the assumed cost rate.</w:t>
       </w:r>
     </w:p>
     <w:tbl>
@@ -1527,13 +1458,7 @@
     </w:p>
     <w:p>
       <w:r>
-        <w:rPr>
-          <w:rFonts w:ascii="Calibri" w:hAnsi="Calibri"/>
-          <w:i w:val="0"/>
-          <w:color w:val="24303F"/>
-          <w:sz w:val="22"/>
-        </w:rPr>
-        <w:t>Equal-Weight allocates 1/N and estimates no moments. Minimum-Variance minimises expanding covariance risk. Maximum-Sharpe uses expanding average returns and covariance, making it most sensitive to estimation error. Risk Parity targets equal volatility contribution. All are long-only, fully invested, and capped at 20% per asset for equity/combined and 25% for crypto.</w:t>
+        <w:t>Equal-Weight allocates 1/N to each asset and estimates no moments. Minimum-Variance uses the expanding covariance matrix to minimise portfolio risk. Maximum-Sharpe also uses expanding mean returns and is therefore more exposed to estimation error. Risk Parity seeks to equalise volatility contributions. All portfolios are long-only and fully invested. Individual weights are capped at 20% in the equity and combined universes and 25% in crypto.</w:t>
       </w:r>
     </w:p>
     <w:p>
@@ -1546,13 +1471,7 @@
     </w:p>
     <w:p>
       <w:r>
-        <w:rPr>
-          <w:rFonts w:ascii="Calibri" w:hAnsi="Calibri"/>
-          <w:i w:val="0"/>
-          <w:color w:val="24303F"/>
-          <w:sz w:val="22"/>
-        </w:rPr>
-        <w:t>Equity and crypto simple returns are computed separately on their native calendars. Crypto returns are then sampled on the equity calendar for the combined family, preventing a weekend price gap from being created by a post-merge price calculation. Equity and combined funds use 252 periods per year; crypto uses 365. Sharpe assumes a zero risk-free rate, consistent with the course examples.</w:t>
+        <w:t>Simple returns for equities and crypto are calculated separately on their native calendars. For the combined universe, crypto returns are then sampled on the equity calendar. This avoids creating an artificial one-day return from a weekend price gap after merging price levels. Equity and combined portfolios use 252 annual periods, while crypto uses 365. Sharpe ratios assume a zero risk-free rate, consistent with the course examples.</w:t>
       </w:r>
     </w:p>
     <w:tbl>
@@ -1658,13 +1577,7 @@
         <w:spacing w:after="160"/>
       </w:pPr>
       <w:r>
-        <w:rPr>
-          <w:rFonts w:ascii="Calibri" w:hAnsi="Calibri"/>
-          <w:i w:val="0"/>
-          <w:color w:val="667085"/>
-          <w:sz w:val="21"/>
-        </w:rPr>
-        <w:t>The strongest result depends on whether the user values growth, drawdown control, or simplicity.</w:t>
+        <w:t>There is no single best fund on every measure. The preferred choice depends on how much the user values growth, protection from large losses, and simplicity.</w:t>
       </w:r>
     </w:p>
     <w:tbl>
@@ -2525,13 +2438,7 @@
         <w:spacing w:after="80"/>
       </w:pPr>
       <w:r>
-        <w:rPr>
-          <w:rFonts w:ascii="Calibri" w:hAnsi="Calibri"/>
-          <w:i w:val="0"/>
-          <w:color w:val="667085"/>
-          <w:sz w:val="19"/>
-        </w:rPr>
-        <w:t>The crypto cluster occupies an entirely different risk scale. Within equities, Equal-Weight sits above the other methods on return without the highest volatility. Combined Maximum-Sharpe is the clearest estimation-error warning.</w:t>
+        <w:t>Crypto funds appear on a substantially different risk scale from the other universes. Within equities, Equal-Weight achieves the highest return without having the highest volatility. The weak performance of Combined Maximum-Sharpe illustrates the practical cost of estimation error.</w:t>
       </w:r>
     </w:p>
     <w:tbl>
@@ -2637,13 +2544,7 @@
         <w:spacing w:after="160"/>
       </w:pPr>
       <w:r>
-        <w:rPr>
-          <w:rFonts w:ascii="Calibri" w:hAnsi="Calibri"/>
-          <w:i w:val="0"/>
-          <w:color w:val="667085"/>
-          <w:sz w:val="21"/>
-        </w:rPr>
-        <w:t>Each of the twelve funds has growth, drawdown, metrics, turnover, and a latest target allocation in the app.</w:t>
+        <w:t>For each of the twelve funds, the app shows growth, drawdown, performance measures, turnover, and the most recent target allocation.</w:t>
       </w:r>
     </w:p>
     <w:tbl>
@@ -3327,13 +3228,7 @@
     </w:p>
     <w:p>
       <w:r>
-        <w:rPr>
-          <w:rFonts w:ascii="Calibri" w:hAnsi="Calibri"/>
-          <w:i w:val="0"/>
-          <w:color w:val="24303F"/>
-          <w:sz w:val="22"/>
-        </w:rPr>
-        <w:t>Equal-Weight holds every asset at 1.67% at each rebalance, so its combined crypto sleeve is 16.7%. Minimum-Variance allocates effectively no crypto because crypto covariance risk dominates its objective; that is why its realised metrics nearly match Equity Minimum-Variance. Risk Parity produces a steadier diversified mix. Maximum-Sharpe changes sector and crypto exposures sharply as estimated means change.</w:t>
+        <w:t>At each rebalance, Equal-Weight allocates 1.67% to every combined-universe asset, creating a 16.7% crypto sleeve. Minimum-Variance assigns almost no weight to crypto because crypto risk dominates the covariance objective; in practice, its results are therefore close to Equity Minimum-Variance. Risk Parity adjusts more gradually while maintaining broader diversification. Maximum-Sharpe makes larger changes to sector and crypto weights as estimated returns move.</w:t>
       </w:r>
     </w:p>
     <w:p>
@@ -3346,13 +3241,7 @@
     </w:p>
     <w:p>
       <w:r>
-        <w:rPr>
-          <w:rFonts w:ascii="Calibri" w:hAnsi="Calibri"/>
-          <w:i w:val="0"/>
-          <w:color w:val="24303F"/>
-          <w:sz w:val="22"/>
-        </w:rPr>
-        <w:t>A fund fact sheet must show maximum drawdown beside return. The top-return crypto result lost more than 70% from peak to trough. Even the combined methods experienced meaningful losses: Combined Equal-Weight fell 27.9%, while Combined Risk Parity fell 22.4%. The app does not turn historical Sharpe into a forecast or guarantee.</w:t>
+        <w:t>Returns should always be considered alongside maximum drawdown. Even the best-performing crypto fund lost more than 70% from peak to trough. The combined portfolios also experienced substantial losses: Combined Equal-Weight fell 27.9%, compared with 22.4% for Combined Risk Parity. Historical Sharpe ratios are therefore presented as descriptions of the sample, not as predictions or guarantees.</w:t>
       </w:r>
     </w:p>
     <w:tbl>
@@ -3458,24 +3347,12 @@
         <w:spacing w:after="160"/>
       </w:pPr>
       <w:r>
-        <w:rPr>
-          <w:rFonts w:ascii="Calibri" w:hAnsi="Calibri"/>
-          <w:i w:val="0"/>
-          <w:color w:val="667085"/>
-          <w:sz w:val="21"/>
-        </w:rPr>
-        <w:t>The index measures headline tone with transparent aggregation and an explicit live-data lag.</w:t>
+        <w:t>The sentiment index summarises headline tone using transparent aggregation rules and a clearly specified lag for live use.</w:t>
       </w:r>
     </w:p>
     <w:p>
       <w:r>
-        <w:rPr>
-          <w:rFonts w:ascii="Calibri" w:hAnsi="Calibri"/>
-          <w:i w:val="0"/>
-          <w:color w:val="24303F"/>
-          <w:sz w:val="22"/>
-        </w:rPr>
-        <w:t>Titles are scored once with plain VADER and finVADER while preserving casing, punctuation and negation. finVADER augments VADER with SentiBigNomics and Henry finance terms (Consoli et al., 2022; Henry, 2008; Koráb, 2023). Headlines are first averaged within ticker-day. Sector values then equally weight tickers, preventing heavily covered names from dominating.</w:t>
+        <w:t>Headline titles are scored once with plain VADER and once with finVADER, with casing, punctuation, and negation retained. finVADER extends VADER using the SentiBigNomics and Henry finance lexicons (Consoli et al., 2022; Henry, 2008; Korab, 2023). Scores are first averaged within each ticker-day. Sector values then assign equal weight to tickers so that firms with heavier news coverage do not dominate the index.</w:t>
       </w:r>
     </w:p>
     <w:tbl>
@@ -4038,13 +3915,7 @@
         <w:spacing w:after="80"/>
       </w:pPr>
       <w:r>
-        <w:rPr>
-          <w:rFonts w:ascii="Calibri" w:hAnsi="Calibri"/>
-          <w:i w:val="0"/>
-          <w:color w:val="667085"/>
-          <w:sz w:val="19"/>
-        </w:rPr>
-        <w:t>finVADER reduces exact-neutral classifications from 48.8% to 16.9%, evidence that the finance lexicons detect domain language. The lower mean tone also shows that model choice materially changes the index; it does not demonstrate predictive ability.</w:t>
+        <w:t>finVADER reduces the proportion of exactly neutral classifications from 48.8% to 16.9%, suggesting that finance-specific words carry information that plain VADER misses. Its lower mean score also shows that model choice materially affects the index. This comparison remains descriptive; predictive value would require a separate test.</w:t>
       </w:r>
     </w:p>
     <w:tbl>
@@ -4150,24 +4021,12 @@
         <w:spacing w:after="160"/>
       </w:pPr>
       <w:r>
-        <w:rPr>
-          <w:rFonts w:ascii="Calibri" w:hAnsi="Calibri"/>
-          <w:i w:val="0"/>
-          <w:color w:val="667085"/>
-          <w:sz w:val="21"/>
-        </w:rPr>
-        <w:t>Finance-specific sentiment is tested inside the allocation process, then challenged with turnover and costs.</w:t>
+        <w:t>The innovation test introduces finance-specific sentiment into the allocation process and then evaluates whether any improvement survives higher turnover and transaction costs.</w:t>
       </w:r>
     </w:p>
     <w:p>
       <w:r>
-        <w:rPr>
-          <w:rFonts w:ascii="Calibri" w:hAnsi="Calibri"/>
-          <w:i w:val="0"/>
-          <w:color w:val="24303F"/>
-          <w:sz w:val="22"/>
-        </w:rPr>
-        <w:t>At each monthly equity rebalance, the lagged 21-day finVADER signal is cross-sectionally standardised and winsorised at ±2.5. Equity Minimum-Variance base targets are multiplied by exp(λz) and renormalised, preserving long-only full investment. A mild momentum candidate λ=+0.25 is specified for the before/after test. Separately, a grid from −0.75 to +0.75 is evaluated only in 2021–2022; 2023 remains untouched.</w:t>
+        <w:t>At each monthly equity rebalance, the lagged 21-day finVADER signal is standardised across stocks and winsorised at +/-2.5. Equity Minimum-Variance target weights are multiplied by exp(lambda z) and then normalised, preserving long-only full investment. A modest positive tilt, lambda=+0.25, is specified in advance for the required before-and-after test. A separate grid from -0.75 to +0.75 is evaluated only during 2021-2022, leaving 2023 as an untouched holdout.</w:t>
       </w:r>
     </w:p>
     <w:tbl>
@@ -4730,13 +4589,7 @@
         <w:spacing w:after="80"/>
       </w:pPr>
       <w:r>
-        <w:rPr>
-          <w:rFonts w:ascii="Calibri" w:hAnsi="Calibri"/>
-          <w:i w:val="0"/>
-          <w:color w:val="667085"/>
-          <w:sz w:val="19"/>
-        </w:rPr>
-        <w:t>The candidate finishes slightly ahead in 2023, but the difference is small. The discovery grid selects λ=0.00, and the candidate’s higher turnover makes the result fragile to cost.</w:t>
+        <w:t>The pre-specified candidate finishes slightly ahead in 2023, but the margin is narrow and sensitive to transaction costs. The discovery-period grid selects lambda=0.00, while the +0.25 candidate creates more turnover. The evidence therefore does not support treating the tilt as a reliable source of alpha.</w:t>
       </w:r>
     </w:p>
     <w:tbl>
@@ -4842,13 +4695,7 @@
         <w:spacing w:after="160"/>
       </w:pPr>
       <w:r>
-        <w:rPr>
-          <w:rFonts w:ascii="Calibri" w:hAnsi="Calibri"/>
-          <w:i w:val="0"/>
-          <w:color w:val="667085"/>
-          <w:sz w:val="21"/>
-        </w:rPr>
-        <w:t>The app turns the evidence into five decisions a user can complete without rerunning the model.</w:t>
+        <w:t>The app organises the evidence around five tasks that users can complete without rerunning the underlying models.</w:t>
       </w:r>
     </w:p>
     <w:tbl>
@@ -5204,13 +5051,7 @@
     </w:p>
     <w:p>
       <w:r>
-        <w:rPr>
-          <w:rFonts w:ascii="Calibri" w:hAnsi="Calibri"/>
-          <w:i w:val="0"/>
-          <w:color w:val="24303F"/>
-          <w:sz w:val="20"/>
-        </w:rPr>
-        <w:t>Use Equity Equal-Weight as the default benchmark and Combined Risk Parity as a mixed-asset alternative. Always place return beside volatility, drawdown, turnover, and holdings.</w:t>
+        <w:t>Use Equity Equal-Weight as the transparent equity benchmark and Combined Risk Parity as the mixed-asset alternative. For each fund, show return together with volatility, maximum drawdown, turnover, and holdings.</w:t>
       </w:r>
     </w:p>
     <w:p>
@@ -5223,13 +5064,7 @@
     </w:p>
     <w:p>
       <w:r>
-        <w:rPr>
-          <w:rFonts w:ascii="Calibri" w:hAnsi="Calibri"/>
-          <w:i w:val="0"/>
-          <w:color w:val="24303F"/>
-          <w:sz w:val="20"/>
-        </w:rPr>
-        <w:t>The high crypto return does not offset its 70%+ drawdown for a general investor. Add an explicit high-risk acknowledgement before exposing crypto allocation controls.</w:t>
+        <w:t>The strong historical crypto return should not obscure drawdowns above 70%. For a general-investor interface, crypto allocation controls should therefore be accompanied by a clear high-risk acknowledgement.</w:t>
       </w:r>
     </w:p>
     <w:p>
@@ -5242,13 +5077,7 @@
     </w:p>
     <w:p>
       <w:r>
-        <w:rPr>
-          <w:rFonts w:ascii="Calibri" w:hAnsi="Calibri"/>
-          <w:i w:val="0"/>
-          <w:color w:val="24303F"/>
-          <w:sz w:val="20"/>
-        </w:rPr>
-        <w:t>Keep the sector and fear/greed indices as explanatory analytics. Re-test fusion using rolling discovery/holdout windows, capped monthly turnover, several carry/smoothing settings, and cost thresholds fixed before observing results.</w:t>
+        <w:t>Keep the sector and fear/greed indices as explanatory analytics. Future fusion tests should use rolling discovery and holdout windows, an explicit monthly turnover limit, several pre-specified smoothing settings, and cost thresholds chosen before the results are known.</w:t>
       </w:r>
     </w:p>
     <w:tbl>
@@ -5323,13 +5152,7 @@
     </w:p>
     <w:p>
       <w:r>
-        <w:rPr>
-          <w:rFonts w:ascii="Calibri" w:hAnsi="Calibri"/>
-          <w:i/>
-          <w:color w:val="667085"/>
-          <w:sz w:val="17"/>
-        </w:rPr>
-        <w:t>Narrative ends here (8 pages including cover). Required exhibits, detailed tables, reproducibility evidence, and references follow in appendices and are excluded from the narrative page limit.</w:t>
+        <w:t>The main discussion ends here (eight pages including the cover). The appendices contain the required exhibits, detailed results, reproducibility checks, and references; they are excluded from the narrative page limit.</w:t>
       </w:r>
     </w:p>
     <w:p>
@@ -7424,13 +7247,7 @@
         <w:spacing w:after="80"/>
       </w:pPr>
       <w:r>
-        <w:rPr>
-          <w:rFonts w:ascii="Calibri" w:hAnsi="Calibri"/>
-          <w:i w:val="0"/>
-          <w:color w:val="667085"/>
-          <w:sz w:val="19"/>
-        </w:rPr>
-        <w:t>Crypto leads risk-adjusted rankings in this sample but at a separate risk scale. Among equities, Equal-Weight is hard to improve on; Combined Risk Parity narrowly leads Combined Equal-Weight by Sharpe.</w:t>
+        <w:t>Crypto funds lead the sample Sharpe rankings but operate at a much higher risk level. Within equities, the simple Equal-Weight rule remains difficult to improve upon. Across the combined universe, Risk Parity only narrowly exceeds Equal-Weight on Sharpe ratio.</w:t>
       </w:r>
     </w:p>
     <w:p>
@@ -7522,13 +7339,7 @@
         <w:spacing w:after="80"/>
       </w:pPr>
       <w:r>
-        <w:rPr>
-          <w:rFonts w:ascii="Calibri" w:hAnsi="Calibri"/>
-          <w:i w:val="0"/>
-          <w:color w:val="667085"/>
-          <w:sz w:val="19"/>
-        </w:rPr>
-        <w:t>Crypto paths dominate the vertical range and also experience the largest reversals. Equity and combined panels provide a more decision-relevant view for moderate-risk users.</w:t>
+        <w:t>Crypto growth dominates the chart's vertical scale but is accompanied by much larger reversals. Separate equity and combined panels are therefore more informative for users with moderate risk tolerance.</w:t>
       </w:r>
     </w:p>
     <w:p>
@@ -7592,13 +7403,7 @@
         <w:spacing w:after="80"/>
       </w:pPr>
       <w:r>
-        <w:rPr>
-          <w:rFonts w:ascii="Calibri" w:hAnsi="Calibri"/>
-          <w:i w:val="0"/>
-          <w:color w:val="667085"/>
-          <w:sz w:val="19"/>
-        </w:rPr>
-        <w:t>Risk Parity reduces the worst combined-family drawdown relative to Equal-Weight; Maximum-Sharpe is much less stable.</w:t>
+        <w:t>In the combined universe, Risk Parity has a smaller worst drawdown than Equal-Weight, while Maximum-Sharpe is considerably less stable.</w:t>
       </w:r>
     </w:p>
     <w:p>
@@ -7690,13 +7495,7 @@
         <w:spacing w:after="80"/>
       </w:pPr>
       <w:r>
-        <w:rPr>
-          <w:rFonts w:ascii="Calibri" w:hAnsi="Calibri"/>
-          <w:i w:val="0"/>
-          <w:color w:val="667085"/>
-          <w:sz w:val="19"/>
-        </w:rPr>
-        <w:t>Equal-Weight is constant by construction. Minimum-Variance avoids crypto; Risk Parity evolves gradually; Maximum-Sharpe produces large allocation shifts as estimated returns change.</w:t>
+        <w:t>Equal-Weight does not change by construction. Minimum-Variance largely avoids crypto, Risk Parity adjusts allocations gradually, and Maximum-Sharpe makes pronounced shifts as estimated returns change.</w:t>
       </w:r>
     </w:p>
     <w:tbl>
@@ -7858,13 +7657,7 @@
         <w:spacing w:after="80"/>
       </w:pPr>
       <w:r>
-        <w:rPr>
-          <w:rFonts w:ascii="Calibri" w:hAnsi="Calibri"/>
-          <w:i w:val="0"/>
-          <w:color w:val="667085"/>
-          <w:sz w:val="19"/>
-        </w:rPr>
-        <w:t>Sector tone moves through common regimes but retains cross-sector dispersion. Equal-ticker aggregation prevents firms with more headlines from dominating the index.</w:t>
+        <w:t>Sector sentiment follows broad market conditions but still shows meaningful differences across sectors. Equal-ticker aggregation prevents one company from having too much influence simply because it receives more news coverage.</w:t>
       </w:r>
     </w:p>
     <w:tbl>
@@ -8026,13 +7819,7 @@
         <w:spacing w:after="80"/>
       </w:pPr>
       <w:r>
-        <w:rPr>
-          <w:rFonts w:ascii="Calibri" w:hAnsi="Calibri"/>
-          <w:i w:val="0"/>
-          <w:color w:val="667085"/>
-          <w:sz w:val="19"/>
-        </w:rPr>
-        <w:t>The expanding z-score only uses history available by each date; the full-sample standardisation is retained in CSV for descriptive comparison, not live decisions.</w:t>
+        <w:t>The live z-score uses only information available by each date. A full-sample standardisation is retained in the CSV for descriptive comparison, but it plays no role in live decisions.</w:t>
       </w:r>
     </w:p>
     <w:p>
@@ -9359,13 +9146,7 @@
         <w:spacing w:after="80"/>
       </w:pPr>
       <w:r>
-        <w:rPr>
-          <w:rFonts w:ascii="Calibri" w:hAnsi="Calibri"/>
-          <w:i w:val="0"/>
-          <w:color w:val="667085"/>
-          <w:sz w:val="19"/>
-        </w:rPr>
-        <w:t>The candidate advantage is not robust: it is erased around 25 bps in the holdout and is weaker over the full OOS period. This supports the no-productisation decision.</w:t>
+        <w:t>The candidate's advantage is not robust. It disappears at about 25 bps in the holdout and is weaker across the full out-of-sample period. For now, the tilt should remain a research result rather than a product feature.</w:t>
       </w:r>
     </w:p>
     <w:p>
@@ -9757,13 +9538,7 @@
     </w:p>
     <w:p>
       <w:r>
-        <w:rPr>
-          <w:rFonts w:ascii="Calibri" w:hAnsi="Calibri"/>
-          <w:i w:val="0"/>
-          <w:color w:val="24303F"/>
-          <w:sz w:val="20"/>
-        </w:rPr>
-        <w:t>The 2021–2023 live sample is short and regime-specific. Headline titles omit article context, lexical sentiment can misread sarcasm or entity scope, and the news panel covers equities rather than crypto. Optimiser estimates remain noisy. Cost assumptions are scenarios rather than broker-specific estimates; taxes, slippage, market impact and asset-management operations are outside scope.</w:t>
+        <w:t>The 2021-2023 out-of-sample period is short and may cover only a limited range of market regimes. Headlines lack the context of full articles, and lexical sentiment may misread sarcasm, negation, or entity scope. The news data cover equities rather than crypto, while optimisation remains sensitive to noisy inputs. Transaction costs are scenario assumptions rather than broker-specific estimates. Taxes, slippage, market impact, and operating costs are outside the project scope.</w:t>
       </w:r>
     </w:p>
     <w:p>
